--- a/laravel-app/database/data/internship/handbooks/cloud_computing/Beyond_Cloud_Internship_Day_079_Student_Handbook.docx
+++ b/laravel-app/database/data/internship/handbooks/cloud_computing/Beyond_Cloud_Internship_Day_079_Student_Handbook.docx
@@ -38,7 +38,7 @@
           <w:color w:val="1E293B"/>
           <w:sz w:val="28"/>
         </w:rPr>
-        <w:t>Secrets And Configuration</w:t>
+        <w:t>Flow Logs, Packet Capture, and Network Troubleshooting</w:t>
       </w:r>
     </w:p>
     <w:p>
@@ -50,7 +50,7 @@
           <w:b w:val="0"/>
           <w:sz w:val="22"/>
         </w:rPr>
-        <w:t>Orientation and setup. Full student study guide and practical laboratory manual for Beyond Enterprise interns.</w:t>
+        <w:t>Documentation and integration. Full student study guide and practical laboratory manual for Beyond Enterprise interns.</w:t>
       </w:r>
     </w:p>
     <w:tbl>
@@ -141,7 +141,7 @@
               <w:rPr>
                 <w:sz w:val="18"/>
               </w:rPr>
-              <w:t>Orientation and setup</w:t>
+              <w:t>Documentation and integration</w:t>
             </w:r>
           </w:p>
         </w:tc>
@@ -154,7 +154,7 @@
               <w:rPr>
                 <w:sz w:val="18"/>
               </w:rPr>
-              <w:t>intermediate</w:t>
+              <w:t>foundation-to-intermediate</w:t>
             </w:r>
           </w:p>
         </w:tc>
@@ -167,7 +167,7 @@
               <w:rPr>
                 <w:sz w:val="18"/>
               </w:rPr>
-              <w:t>8 hours</w:t>
+              <w:t>8.0 hours</w:t>
             </w:r>
           </w:p>
         </w:tc>
@@ -180,7 +180,7 @@
               <w:rPr>
                 <w:sz w:val="18"/>
               </w:rPr>
-              <w:t>VirtualBox, Docker, GitHub, free tiers or local cloud emulators</w:t>
+              <w:t>Linux VM, Docker, Terraform/OpenTofu local plans, provider sandbox where authorized</w:t>
             </w:r>
           </w:p>
         </w:tc>
@@ -198,7 +198,7 @@
           <w:color w:val="0B3F90"/>
           <w:sz w:val="20"/>
         </w:rPr>
-        <w:t>Day 79 objective  Complete the orientation and setup for Secrets And Configuration: Apply secrets and configuration safely and explain the result in a professional technical report.</w:t>
+        <w:t>Day 79 objective  Complete the documentation and integration for Flow Logs, Packet Capture, and Network Troubleshooting: Analyze approved local traffic and correlate packet and flow evidence.</w:t>
       </w:r>
     </w:p>
     <w:p>
@@ -270,7 +270,7 @@
           <w:b w:val="0"/>
           <w:sz w:val="22"/>
         </w:rPr>
-        <w:t>Submit: A setup screenshot, a short explanation of the key terms, and a safety/ethics check..</w:t>
+        <w:t>Submit: Setup evidence, completed lab artifact, independent verification, cost/cleanup record, safety check, and short technical report..</w:t>
       </w:r>
     </w:p>
     <w:p>
@@ -364,7 +364,7 @@
               <w:rPr>
                 <w:sz w:val="18"/>
               </w:rPr>
-              <w:t>0:00–0:25</w:t>
+              <w:t>0:00–0:30</w:t>
             </w:r>
           </w:p>
         </w:tc>
@@ -377,7 +377,7 @@
               <w:rPr>
                 <w:sz w:val="18"/>
               </w:rPr>
-              <w:t>Review prior day + authorization checklist</w:t>
+              <w:t>Assessment brief + rubric review</w:t>
             </w:r>
           </w:p>
         </w:tc>
@@ -390,7 +390,7 @@
               <w:rPr>
                 <w:sz w:val="18"/>
               </w:rPr>
-              <w:t>Signed pre-flight</w:t>
+              <w:t>Plan</w:t>
             </w:r>
           </w:p>
         </w:tc>
@@ -405,7 +405,7 @@
               <w:rPr>
                 <w:sz w:val="18"/>
               </w:rPr>
-              <w:t>0:25–1:10</w:t>
+              <w:t>0:30–2:30</w:t>
             </w:r>
           </w:p>
         </w:tc>
@@ -418,7 +418,7 @@
               <w:rPr>
                 <w:sz w:val="18"/>
               </w:rPr>
-              <w:t>Concept study for today's topic</w:t>
+              <w:t>End-to-end demonstration</w:t>
             </w:r>
           </w:p>
         </w:tc>
@@ -431,7 +431,7 @@
               <w:rPr>
                 <w:sz w:val="18"/>
               </w:rPr>
-              <w:t>Concept notes</w:t>
+              <w:t>Demo evidence</w:t>
             </w:r>
           </w:p>
         </w:tc>
@@ -446,48 +446,7 @@
               <w:rPr>
                 <w:sz w:val="18"/>
               </w:rPr>
-              <w:t>1:10–2:40</w:t>
-            </w:r>
-          </w:p>
-        </w:tc>
-        <w:tc>
-          <w:tcPr>
-            <w:tcW w:type="dxa" w:w="3408"/>
-          </w:tcPr>
-          <w:p>
-            <w:r>
-              <w:rPr>
-                <w:sz w:val="18"/>
-              </w:rPr>
-              <w:t>Environment verify / light setup lab</w:t>
-            </w:r>
-          </w:p>
-        </w:tc>
-        <w:tc>
-          <w:tcPr>
-            <w:tcW w:type="dxa" w:w="3408"/>
-          </w:tcPr>
-          <w:p>
-            <w:r>
-              <w:rPr>
-                <w:sz w:val="18"/>
-              </w:rPr>
-              <w:t>Working baseline</w:t>
-            </w:r>
-          </w:p>
-        </w:tc>
-      </w:tr>
-      <w:tr>
-        <w:tc>
-          <w:tcPr>
-            <w:tcW w:type="dxa" w:w="3408"/>
-          </w:tcPr>
-          <w:p>
-            <w:r>
-              <w:rPr>
-                <w:sz w:val="18"/>
-              </w:rPr>
-              <w:t>2:40–2:55</w:t>
+              <w:t>2:30–2:45</w:t>
             </w:r>
           </w:p>
         </w:tc>
@@ -528,7 +487,7 @@
               <w:rPr>
                 <w:sz w:val="18"/>
               </w:rPr>
-              <w:t>2:55–4:40</w:t>
+              <w:t>2:45–4:15</w:t>
             </w:r>
           </w:p>
         </w:tc>
@@ -541,7 +500,7 @@
               <w:rPr>
                 <w:sz w:val="18"/>
               </w:rPr>
-              <w:t>Guided mini-exercise + expected checks</w:t>
+              <w:t>Self-score against rubric</w:t>
             </w:r>
           </w:p>
         </w:tc>
@@ -554,7 +513,7 @@
               <w:rPr>
                 <w:sz w:val="18"/>
               </w:rPr>
-              <w:t>First evidence</w:t>
+              <w:t>Self-score sheet</w:t>
             </w:r>
           </w:p>
         </w:tc>
@@ -569,7 +528,7 @@
               <w:rPr>
                 <w:sz w:val="18"/>
               </w:rPr>
-              <w:t>4:40–4:55</w:t>
+              <w:t>4:15–5:45</w:t>
             </w:r>
           </w:p>
         </w:tc>
@@ -582,7 +541,7 @@
               <w:rPr>
                 <w:sz w:val="18"/>
               </w:rPr>
-              <w:t>Break</w:t>
+              <w:t>Reflection: wins, failures, next steps</w:t>
             </w:r>
           </w:p>
         </w:tc>
@@ -595,7 +554,7 @@
               <w:rPr>
                 <w:sz w:val="18"/>
               </w:rPr>
-              <w:t>—</w:t>
+              <w:t>Reflection</w:t>
             </w:r>
           </w:p>
         </w:tc>
@@ -610,7 +569,7 @@
               <w:rPr>
                 <w:sz w:val="18"/>
               </w:rPr>
-              <w:t>4:55–6:25</w:t>
+              <w:t>5:45–8:00</w:t>
             </w:r>
           </w:p>
         </w:tc>
@@ -623,7 +582,7 @@
               <w:rPr>
                 <w:sz w:val="18"/>
               </w:rPr>
-              <w:t>Verification + troubleshooting notes</w:t>
+              <w:t>Final evidence pack + report</w:t>
             </w:r>
           </w:p>
         </w:tc>
@@ -636,48 +595,7 @@
               <w:rPr>
                 <w:sz w:val="18"/>
               </w:rPr>
-              <w:t>Rerun proof</w:t>
-            </w:r>
-          </w:p>
-        </w:tc>
-      </w:tr>
-      <w:tr>
-        <w:tc>
-          <w:tcPr>
-            <w:tcW w:type="dxa" w:w="3408"/>
-          </w:tcPr>
-          <w:p>
-            <w:r>
-              <w:rPr>
-                <w:sz w:val="18"/>
-              </w:rPr>
-              <w:t>6:25–8:00</w:t>
-            </w:r>
-          </w:p>
-        </w:tc>
-        <w:tc>
-          <w:tcPr>
-            <w:tcW w:type="dxa" w:w="3408"/>
-          </w:tcPr>
-          <w:p>
-            <w:r>
-              <w:rPr>
-                <w:sz w:val="18"/>
-              </w:rPr>
-              <w:t>Evidence pack + report draft</w:t>
-            </w:r>
-          </w:p>
-        </w:tc>
-        <w:tc>
-          <w:tcPr>
-            <w:tcW w:type="dxa" w:w="3408"/>
-          </w:tcPr>
-          <w:p>
-            <w:r>
-              <w:rPr>
-                <w:sz w:val="18"/>
-              </w:rPr>
-              <w:t>Submission draft</w:t>
+              <w:t>Submission</w:t>
             </w:r>
           </w:p>
         </w:tc>
@@ -701,7 +619,7 @@
           <w:b w:val="0"/>
           <w:sz w:val="20"/>
         </w:rPr>
-        <w:t>Curriculum objective (source of truth): Apply secrets and configuration safely and explain the result in a professional technical report.</w:t>
+        <w:t>Curriculum objective (source of truth): Analyze approved local traffic and correlate packet and flow evidence.</w:t>
       </w:r>
     </w:p>
     <w:p>
@@ -713,7 +631,7 @@
           <w:b w:val="0"/>
           <w:sz w:val="22"/>
         </w:rPr>
-        <w:t>Explain Secrets And Configuration to a supervisor in under two minutes.</w:t>
+        <w:t>Explain Flow Logs, Packet Capture, and Network Troubleshooting to a supervisor in under two minutes.</w:t>
       </w:r>
     </w:p>
     <w:p>
@@ -725,7 +643,7 @@
           <w:b w:val="0"/>
           <w:sz w:val="22"/>
         </w:rPr>
-        <w:t>Configure or verify the approved tools required for Secrets And Configuration.</w:t>
+        <w:t>Configure or verify the approved tools required for Flow Logs, Packet Capture, and Network Troubleshooting.</w:t>
       </w:r>
     </w:p>
     <w:p>
@@ -737,7 +655,7 @@
           <w:b w:val="0"/>
           <w:sz w:val="22"/>
         </w:rPr>
-        <w:t>Implement or perform the orientation and setup practical for this topic.</w:t>
+        <w:t>Implement or perform the documentation and integration practical for this topic.</w:t>
       </w:r>
     </w:p>
     <w:p>
@@ -793,7 +711,7 @@
           <w:b w:val="0"/>
           <w:sz w:val="22"/>
         </w:rPr>
-        <w:t>Define the professional meaning of “Secrets And Configuration” before you use tools. Do not split the title into meaningless words. Connect each concept to today's practical action.</w:t>
+        <w:t>Define the professional meaning of “Flow Logs, Packet Capture, and Network Troubleshooting” before you use tools. Do not split the title into meaningless words. Connect each concept to today's practical action.</w:t>
       </w:r>
     </w:p>
     <w:tbl>
@@ -901,7 +819,7 @@
               <w:rPr>
                 <w:sz w:val="18"/>
               </w:rPr>
-              <w:t>Core topic skill</w:t>
+              <w:t>Layered models</w:t>
             </w:r>
           </w:p>
         </w:tc>
@@ -914,7 +832,7 @@
               <w:rPr>
                 <w:sz w:val="18"/>
               </w:rPr>
-              <w:t>Professional practice for Secrets And Configuration</w:t>
+              <w:t>Separate physical, link, network, transport concerns</w:t>
             </w:r>
           </w:p>
         </w:tc>
@@ -927,7 +845,7 @@
               <w:rPr>
                 <w:sz w:val="18"/>
               </w:rPr>
-              <w:t>Complete today's practical objective</w:t>
+              <w:t>Map today's lab to OSI/TCP-IP</w:t>
             </w:r>
           </w:p>
         </w:tc>
@@ -940,7 +858,7 @@
               <w:rPr>
                 <w:sz w:val="18"/>
               </w:rPr>
-              <w:t>Shallow buzzword-only work</w:t>
+              <w:t>Misplacing the fault layer</w:t>
             </w:r>
           </w:p>
         </w:tc>
@@ -953,7 +871,7 @@
               <w:rPr>
                 <w:sz w:val="18"/>
               </w:rPr>
-              <w:t>Demonstrate with evidence</w:t>
+              <w:t>Structured troubleshooting top-down/bottom-up</w:t>
             </w:r>
           </w:p>
         </w:tc>
@@ -968,7 +886,7 @@
               <w:rPr>
                 <w:sz w:val="18"/>
               </w:rPr>
-              <w:t>Tool discipline</w:t>
+              <w:t>Addressing plan</w:t>
             </w:r>
           </w:p>
         </w:tc>
@@ -981,7 +899,7 @@
               <w:rPr>
                 <w:sz w:val="18"/>
               </w:rPr>
-              <w:t>Use only approved tools/versions</w:t>
+              <w:t>Who gets which address/mask/gateway</w:t>
             </w:r>
           </w:p>
         </w:tc>
@@ -994,7 +912,7 @@
               <w:rPr>
                 <w:sz w:val="18"/>
               </w:rPr>
-              <w:t>Verify tools before lab</w:t>
+              <w:t>Document IP plan before changes</w:t>
             </w:r>
           </w:p>
         </w:tc>
@@ -1007,7 +925,7 @@
               <w:rPr>
                 <w:sz w:val="18"/>
               </w:rPr>
-              <w:t>Unapproved downloads</w:t>
+              <w:t>Duplicate IPs / wrong mask</w:t>
             </w:r>
           </w:p>
         </w:tc>
@@ -1020,7 +938,7 @@
               <w:rPr>
                 <w:sz w:val="18"/>
               </w:rPr>
-              <w:t>Official sources only</w:t>
+              <w:t>Written plan + ping/traceroute verify</w:t>
             </w:r>
           </w:p>
         </w:tc>
@@ -1035,7 +953,7 @@
               <w:rPr>
                 <w:sz w:val="18"/>
               </w:rPr>
-              <w:t>Professional documentation</w:t>
+              <w:t>Change control</w:t>
             </w:r>
           </w:p>
         </w:tc>
@@ -1048,7 +966,7 @@
               <w:rPr>
                 <w:sz w:val="18"/>
               </w:rPr>
-              <w:t>Clear enough for handover</w:t>
+              <w:t>Record what changed and how to roll back</w:t>
             </w:r>
           </w:p>
         </w:tc>
@@ -1061,7 +979,7 @@
               <w:rPr>
                 <w:sz w:val="18"/>
               </w:rPr>
-              <w:t>Write procedure + results</w:t>
+              <w:t>Lab journal entry</w:t>
             </w:r>
           </w:p>
         </w:tc>
@@ -1074,7 +992,7 @@
               <w:rPr>
                 <w:sz w:val="18"/>
               </w:rPr>
-              <w:t>Undocumented changes</w:t>
+              <w:t>Undocumented cable/IP edits</w:t>
             </w:r>
           </w:p>
         </w:tc>
@@ -1087,7 +1005,7 @@
               <w:rPr>
                 <w:sz w:val="18"/>
               </w:rPr>
-              <w:t>README + report template</w:t>
+              <w:t>Before/after notes</w:t>
             </w:r>
           </w:p>
         </w:tc>
@@ -1348,7 +1266,7 @@
           <w:b w:val="0"/>
           <w:sz w:val="22"/>
         </w:rPr>
-        <w:t>Tools available: VirtualBox, Docker, GitHub, free tiers or local cloud emulators.</w:t>
+        <w:t>Tools available: Linux VM, Docker, Terraform/OpenTofu local plans, provider sandbox where authorized.</w:t>
       </w:r>
     </w:p>
     <w:p>
@@ -1463,7 +1381,7 @@
               <w:rPr>
                 <w:sz w:val="18"/>
               </w:rPr>
-              <w:t>VirtualBox, Docker, GitHub, free tiers or local cloud emulators</w:t>
+              <w:t>Linux VM, Docker, Terraform/OpenTofu local plans, provider sandbox where authorized</w:t>
             </w:r>
           </w:p>
         </w:tc>
@@ -1545,7 +1463,7 @@
           <w:b w:val="0"/>
           <w:sz w:val="18"/>
         </w:rPr>
-        <w:t>└── Day_79_Secrets_And_Configuration/</w:t>
+        <w:t>└── Day_79_Flow_Logs_Packet_Capture_and_Network_Troubleshoo/</w:t>
       </w:r>
     </w:p>
     <w:p>
@@ -1698,7 +1616,7 @@
           <w:b w:val="0"/>
           <w:sz w:val="18"/>
         </w:rPr>
-        <w:t>mkdir Beyond_Cloud_Internship\Day_79_Secrets_And_Configuration\evidence, Beyond_Cloud_Internship\Day_79_Secrets_And_Configuration\notebooks, Beyond_Cloud_Internship\Day_79_Secrets_And_Configuration\src, Beyond_Cloud_Internship\Day_79_Secrets_And_Configuration\data, Beyond_Cloud_Internship\Day_79_Secrets_And_Configuration\output, Beyond_Cloud_Internship\Day_79_Secrets_And_Configuration\report -Force</w:t>
+        <w:t>mkdir Beyond_Cloud_Internship\Day_79_Flow_Logs_Packet_Capture_and_Network_Troubleshoo\evidence, Beyond_Cloud_Internship\Day_79_Flow_Logs_Packet_Capture_and_Network_Troubleshoo\notebooks, Beyond_Cloud_Internship\Day_79_Flow_Logs_Packet_Capture_and_Network_Troubleshoo\src, Beyond_Cloud_Internship\Day_79_Flow_Logs_Packet_Capture_and_Network_Troubleshoo\data, Beyond_Cloud_Internship\Day_79_Flow_Logs_Packet_Capture_and_Network_Troubleshoo\output, Beyond_Cloud_Internship\Day_79_Flow_Logs_Packet_Capture_and_Network_Troubleshoo\report -Force</w:t>
       </w:r>
     </w:p>
     <w:p/>
@@ -1739,7 +1657,7 @@
           <w:b w:val="0"/>
           <w:sz w:val="18"/>
         </w:rPr>
-        <w:t>mkdir -p Beyond_Cloud_Internship/Day_79_Secrets_And_Configuration/{evidence,notebooks,src,data,output,report}</w:t>
+        <w:t>mkdir -p Beyond_Cloud_Internship/Day_79_Flow_Logs_Packet_Capture_and_Network_Troubleshoo/{evidence,notebooks,src,data,output,report}</w:t>
       </w:r>
     </w:p>
     <w:p/>
@@ -1855,7 +1773,7 @@
           <w:color w:val="0B3F90"/>
           <w:sz w:val="24"/>
         </w:rPr>
-        <w:t>Orientation and setup: Secrets And Configuration</w:t>
+        <w:t>Documentation and integration: Flow Logs, Packet Capture, and Network Troubleshooting</w:t>
       </w:r>
     </w:p>
     <w:p>
@@ -1879,7 +1797,7 @@
           <w:b w:val="0"/>
           <w:sz w:val="20"/>
         </w:rPr>
-        <w:t>• Read the Study Notes on this page, then create or verify the lab needed for secrets and configuration.</w:t>
+        <w:t>• Review Day 78 prerequisites and read the complete Day 79 objective before changing any lab resource.</w:t>
       </w:r>
     </w:p>
     <w:p>
@@ -1891,7 +1809,7 @@
           <w:b w:val="0"/>
           <w:sz w:val="20"/>
         </w:rPr>
-        <w:t>• Work only in an authorized lab, VM or on equipment assigned by Beyond.</w:t>
+        <w:t>• Confirm written authorization, account/sandbox boundary, region, quota, budget alert, and cleanup responsibility before provisioning.</w:t>
       </w:r>
     </w:p>
     <w:p>
@@ -1903,7 +1821,79 @@
           <w:b w:val="0"/>
           <w:sz w:val="20"/>
         </w:rPr>
-        <w:t>• Keep time entries truthful and ask the supervisor before changing production equipment.</w:t>
+        <w:t>• Verify only the tools required today and record versions; prefer local emulators when provider access or free-tier status is uncertain.</w:t>
+      </w:r>
+    </w:p>
+    <w:p>
+      <w:pPr>
+        <w:spacing w:after="120"/>
+      </w:pPr>
+      <w:r>
+        <w:rPr>
+          <w:b w:val="0"/>
+          <w:sz w:val="20"/>
+        </w:rPr>
+        <w:t>• Create Day_079_flow_logs_packet_capture_and_network_troubleshooting with evidence, config or src, output, and report folders. Prevent secrets and state files from entering version control.</w:t>
+      </w:r>
+    </w:p>
+    <w:p>
+      <w:pPr>
+        <w:spacing w:after="120"/>
+      </w:pPr>
+      <w:r>
+        <w:rPr>
+          <w:b w:val="0"/>
+          <w:sz w:val="20"/>
+        </w:rPr>
+        <w:t>• Complete the practical objective: Analyze approved local traffic and correlate packet and flow evidence.</w:t>
+      </w:r>
+    </w:p>
+    <w:p>
+      <w:pPr>
+        <w:spacing w:after="120"/>
+      </w:pPr>
+      <w:r>
+        <w:rPr>
+          <w:b w:val="0"/>
+          <w:sz w:val="20"/>
+        </w:rPr>
+        <w:t>• Record commands/configuration, expected result, observed result, resource identifiers without secrets, cost/usage check, and any deviations.</w:t>
+      </w:r>
+    </w:p>
+    <w:p>
+      <w:pPr>
+        <w:spacing w:after="120"/>
+      </w:pPr>
+      <w:r>
+        <w:rPr>
+          <w:b w:val="0"/>
+          <w:sz w:val="20"/>
+        </w:rPr>
+        <w:t>• Verify independently using a second command, connectivity test, configuration diff, monitoring view, clean rerun, restore test, or peer review.</w:t>
+      </w:r>
+    </w:p>
+    <w:p>
+      <w:pPr>
+        <w:spacing w:after="120"/>
+      </w:pPr>
+      <w:r>
+        <w:rPr>
+          <w:b w:val="0"/>
+          <w:sz w:val="20"/>
+        </w:rPr>
+        <w:t>• Stop and remove only assigned disposable resources; verify deletion, released IPs/storage, stopped services, and current billing/usage dashboard where applicable.</w:t>
+      </w:r>
+    </w:p>
+    <w:p>
+      <w:pPr>
+        <w:spacing w:after="120"/>
+      </w:pPr>
+      <w:r>
+        <w:rPr>
+          <w:b w:val="0"/>
+          <w:sz w:val="20"/>
+        </w:rPr>
+        <w:t>• Package evidence and write a professional report covering architecture, security, cost, verification, troubleshooting, limitations, and AI/tool assistance.</w:t>
       </w:r>
     </w:p>
     <w:p>
@@ -1929,7 +1919,7 @@
           <w:b w:val="0"/>
           <w:sz w:val="18"/>
         </w:rPr>
-        <w:t># day_79_lab.py — Orientation and setup: Secrets And Configuration</w:t>
+        <w:t># day_79_lab.py — Documentation and integration: Flow Logs, Packet Capture, and Network Troubleshooting</w:t>
       </w:r>
     </w:p>
     <w:p>
@@ -1971,7 +1961,7 @@
           <w:b w:val="0"/>
           <w:sz w:val="18"/>
         </w:rPr>
-        <w:t>"""Day 79 practical starter for Secrets And Configuration.</w:t>
+        <w:t>"""Day 79 practical starter for Flow Logs, Packet Capture, and Network Troubleshooting.</w:t>
       </w:r>
     </w:p>
     <w:p>
@@ -2153,7 +2143,7 @@
           <w:b w:val="0"/>
           <w:sz w:val="18"/>
         </w:rPr>
-        <w:t xml:space="preserve">    print("Program topic:", 'Secrets And Configuration')</w:t>
+        <w:t xml:space="preserve">    print("Program topic:", 'Flow Logs, Packet Capture, and Network Troubleshooting')</w:t>
       </w:r>
     </w:p>
     <w:p>
@@ -2167,7 +2157,7 @@
           <w:b w:val="0"/>
           <w:sz w:val="18"/>
         </w:rPr>
-        <w:t xml:space="preserve">    print("Day mode:", 'Orientation and setup')</w:t>
+        <w:t xml:space="preserve">    print("Day mode:", 'Documentation and integration')</w:t>
       </w:r>
     </w:p>
     <w:p>
@@ -5772,7 +5762,7 @@
           <w:b w:val="0"/>
           <w:sz w:val="22"/>
         </w:rPr>
-        <w:t>Objective addressed for Secrets And Configuration</w:t>
+        <w:t>Objective addressed for Flow Logs, Packet Capture, and Network Troubleshooting</w:t>
       </w:r>
     </w:p>
     <w:p>
@@ -5784,7 +5774,7 @@
           <w:b w:val="0"/>
           <w:sz w:val="22"/>
         </w:rPr>
-        <w:t>Orientation and setup practical completed</w:t>
+        <w:t>Documentation and integration practical completed</w:t>
       </w:r>
     </w:p>
     <w:p>
@@ -5876,7 +5866,7 @@
           <w:b w:val="0"/>
           <w:sz w:val="22"/>
         </w:rPr>
-        <w:t>Matches: A setup screenshot, a short explanation of the key terms, and a safety/ethics check.</w:t>
+        <w:t>Matches: Setup evidence, completed lab artifact, independent verification, cost/cleanup record, safety check, and short technical report.</w:t>
       </w:r>
     </w:p>
     <w:p>
@@ -5908,7 +5898,7 @@
           <w:b w:val="0"/>
           <w:sz w:val="22"/>
         </w:rPr>
-        <w:t>Explain Secrets And Configuration without reading.</w:t>
+        <w:t>Explain Flow Logs, Packet Capture, and Network Troubleshooting without reading.</w:t>
       </w:r>
     </w:p>
     <w:p>
@@ -6000,7 +5990,7 @@
           <w:b w:val="0"/>
           <w:sz w:val="22"/>
         </w:rPr>
-        <w:t>Today is Day 79 (Orientation and setup) on Secrets And Configuration. I worked only in the authorized Beyond cloud lab. I completed the practical objective, verified with a second check, and packaged evidence. Main risk: unauthorized or unsafe action; control: checklist + supervisor escalation. Limitation: classroom/lab scope only. Next: continue the topic cycle and keep documentation reproducible.</w:t>
+        <w:t>Today is Day 79 (Documentation and integration) on Flow Logs, Packet Capture, and Network Troubleshooting. I worked only in the authorized Beyond cloud lab. I completed the practical objective, verified with a second check, and packaged evidence. Main risk: unauthorized or unsafe action; control: checklist + supervisor escalation. Limitation: classroom/lab scope only. Next: continue the topic cycle and keep documentation reproducible.</w:t>
       </w:r>
     </w:p>
     <w:p>
